--- a/documents/word/00_RAM_PP_how_this_works.docx
+++ b/documents/word/00_RAM_PP_how_this_works.docx
@@ -1811,6 +1811,15 @@
     </w:p>
     <w:sdt>
       <w:sdtPr>
+        <w:rPr>
+          <w:rFonts w:asciiTheme="minorHAnsi" w:eastAsiaTheme="minorHAnsi" w:hAnsiTheme="minorHAnsi" w:cstheme="minorBidi"/>
+          <w:color w:val="auto"/>
+          <w:kern w:val="2"/>
+          <w:sz w:val="22"/>
+          <w:szCs w:val="22"/>
+          <w:lang w:bidi="ar-EG"/>
+          <w14:ligatures w14:val="standardContextual"/>
+        </w:rPr>
         <w:id w:val="-223984942"/>
         <w:docPartObj>
           <w:docPartGallery w:val="Table of Contents"/>
@@ -1819,16 +1828,9 @@
       </w:sdtPr>
       <w:sdtEndPr>
         <w:rPr>
-          <w:rFonts w:asciiTheme="minorHAnsi" w:eastAsiaTheme="minorHAnsi" w:hAnsiTheme="minorHAnsi" w:cstheme="minorBidi"/>
           <w:b/>
           <w:bCs/>
           <w:noProof/>
-          <w:color w:val="auto"/>
-          <w:kern w:val="2"/>
-          <w:sz w:val="22"/>
-          <w:szCs w:val="22"/>
-          <w:lang w:bidi="ar-EG"/>
-          <w14:ligatures w14:val="standardContextual"/>
         </w:rPr>
       </w:sdtEndPr>
       <w:sdtContent>
@@ -4971,7 +4973,7 @@
           <w:lang w:val="en-GB" w:eastAsia="en-GB" w:bidi="ar-SA"/>
         </w:rPr>
         <w:drawing>
-          <wp:inline distT="0" distB="0" distL="0" distR="0" wp14:anchorId="43705F60" wp14:editId="7D8B9DF7">
+          <wp:inline distT="0" distB="0" distL="0" distR="0" wp14:anchorId="43705F60" wp14:editId="6C70BCD2">
             <wp:extent cx="5724525" cy="752475"/>
             <wp:effectExtent l="19050" t="0" r="9525" b="0"/>
             <wp:docPr id="1306248187" name="Diagram 4"/>
@@ -7797,6 +7799,7 @@
           <w:lang w:val="en-GB" w:eastAsia="en-GB" w:bidi="ar-SA"/>
           <w14:ligatures w14:val="none"/>
         </w:rPr>
+        <w:lastRenderedPageBreak/>
         <w:t>Contains:</w:t>
       </w:r>
     </w:p>
@@ -7825,7 +7828,6 @@
           <w:lang w:val="en-GB" w:eastAsia="en-GB" w:bidi="ar-SA"/>
           <w14:ligatures w14:val="none"/>
         </w:rPr>
-        <w:lastRenderedPageBreak/>
         <w:t>Purpose</w:t>
       </w:r>
     </w:p>
@@ -8622,6 +8624,7 @@
           <w:lang w:val="en-GB" w:eastAsia="en-GB" w:bidi="ar-SA"/>
           <w14:ligatures w14:val="none"/>
         </w:rPr>
+        <w:lastRenderedPageBreak/>
         <w:t>CRM</w:t>
       </w:r>
     </w:p>
@@ -8678,7 +8681,6 @@
           <w:lang w:val="en-GB" w:eastAsia="en-GB" w:bidi="ar-SA"/>
           <w14:ligatures w14:val="none"/>
         </w:rPr>
-        <w:lastRenderedPageBreak/>
         <w:t>Document management system</w:t>
       </w:r>
     </w:p>
@@ -9667,6 +9669,7 @@
           <w:lang w:val="en-GB" w:eastAsia="en-GB" w:bidi="ar-SA"/>
           <w14:ligatures w14:val="none"/>
         </w:rPr>
+        <w:lastRenderedPageBreak/>
         <w:t>Portal Key Features</w:t>
       </w:r>
       <w:bookmarkEnd w:id="17"/>
@@ -9688,7 +9691,6 @@
           <w:szCs w:val="36"/>
           <w:lang w:val="en-GB" w:eastAsia="en-GB" w:bidi="ar-SA"/>
         </w:rPr>
-        <w:lastRenderedPageBreak/>
         <w:drawing>
           <wp:inline distT="0" distB="0" distL="0" distR="0" wp14:anchorId="4D4CB63A" wp14:editId="4F806C4E">
             <wp:extent cx="5486400" cy="933450"/>
@@ -10435,6 +10437,7 @@
           <w:szCs w:val="24"/>
           <w:lang w:val="en-GB" w:eastAsia="en-GB" w:bidi="ar-SA"/>
         </w:rPr>
+        <w:lastRenderedPageBreak/>
         <w:drawing>
           <wp:inline distT="0" distB="0" distL="0" distR="0" wp14:anchorId="15B7A47F" wp14:editId="3AE3FEDA">
             <wp:extent cx="5686425" cy="447675"/>
@@ -10511,7 +10514,6 @@
           <w:lang w:val="en-GB" w:eastAsia="en-GB" w:bidi="ar-SA"/>
           <w14:ligatures w14:val="none"/>
         </w:rPr>
-        <w:lastRenderedPageBreak/>
         <w:pict w14:anchorId="588978E0">
           <v:rect id="_x0000_i1042" style="width:0;height:1.5pt" o:hralign="center" o:hrstd="t" o:hr="t" fillcolor="#a0a0a0" stroked="f"/>
         </w:pict>
@@ -11629,6 +11631,7 @@
           <w:lang w:val="en-GB" w:eastAsia="en-GB" w:bidi="ar-SA"/>
           <w14:ligatures w14:val="none"/>
         </w:rPr>
+        <w:lastRenderedPageBreak/>
         <w:t>Forms may be:</w:t>
       </w:r>
     </w:p>
@@ -11741,7 +11744,6 @@
           <w:lang w:val="en-GB" w:eastAsia="en-GB" w:bidi="ar-SA"/>
           <w14:ligatures w14:val="none"/>
         </w:rPr>
-        <w:lastRenderedPageBreak/>
         <w:t>SAP forms</w:t>
       </w:r>
     </w:p>
@@ -12464,6 +12466,7 @@
           <w:lang w:val="en-GB" w:eastAsia="en-GB" w:bidi="ar-SA"/>
           <w14:ligatures w14:val="none"/>
         </w:rPr>
+        <w:lastRenderedPageBreak/>
         <w:t>Compliance with procedures</w:t>
       </w:r>
     </w:p>
@@ -12544,7 +12547,6 @@
           <w:lang w:val="en-GB" w:eastAsia="en-GB" w:bidi="ar-SA"/>
           <w14:ligatures w14:val="none"/>
         </w:rPr>
-        <w:lastRenderedPageBreak/>
         <w:pict w14:anchorId="236052ED">
           <v:rect id="_x0000_i1048" style="width:0;height:1.5pt" o:hralign="center" o:hrstd="t" o:hr="t" fillcolor="#a0a0a0" stroked="f"/>
         </w:pict>
@@ -13539,6 +13541,7 @@
           <w:szCs w:val="24"/>
           <w:lang w:val="en-GB" w:eastAsia="en-GB" w:bidi="ar-SA"/>
         </w:rPr>
+        <w:lastRenderedPageBreak/>
         <w:drawing>
           <wp:inline distT="0" distB="0" distL="0" distR="0" wp14:anchorId="43B8AE31" wp14:editId="4B0ADEFB">
             <wp:extent cx="5486400" cy="800100"/>
@@ -13619,7 +13622,6 @@
           <w:lang w:val="en-GB" w:eastAsia="en-GB" w:bidi="ar-SA"/>
           <w14:ligatures w14:val="none"/>
         </w:rPr>
-        <w:lastRenderedPageBreak/>
         <w:t>User feedback</w:t>
       </w:r>
     </w:p>
@@ -13781,6 +13783,7 @@
         </w:pict>
       </w:r>
     </w:p>
+    <w:bookmarkStart w:id="28" w:name="_Toc224233514"/>
     <w:p>
       <w:pPr>
         <w:spacing w:before="100" w:beforeAutospacing="1" w:after="100" w:afterAutospacing="1" w:line="240" w:lineRule="auto"/>
@@ -13796,7 +13799,6 @@
           <w14:ligatures w14:val="none"/>
         </w:rPr>
       </w:pPr>
-      <w:bookmarkStart w:id="28" w:name="_Toc224233514"/>
       <w:r>
         <w:rPr>
           <w:noProof/>
@@ -14349,6 +14351,7 @@
           <w:szCs w:val="24"/>
           <w:lang w:val="en-GB" w:eastAsia="en-GB" w:bidi="ar-SA"/>
         </w:rPr>
+        <w:lastRenderedPageBreak/>
         <w:drawing>
           <wp:anchor distT="0" distB="0" distL="114300" distR="114300" simplePos="0" relativeHeight="251659264" behindDoc="0" locked="0" layoutInCell="1" allowOverlap="1" wp14:anchorId="0A322F3A" wp14:editId="47AC8E6D">
             <wp:simplePos x="0" y="0"/>
@@ -14764,18 +14767,59 @@
       </w:pPr>
       <w:r>
         <w:rPr>
+          <w:rFonts w:ascii="Times New Roman" w:eastAsia="Times New Roman" w:hAnsi="Times New Roman" w:cs="Times New Roman"/>
+          <w:kern w:val="0"/>
+          <w:sz w:val="24"/>
+          <w:szCs w:val="24"/>
+          <w:lang w:val="en-GB" w:eastAsia="en-GB" w:bidi="ar-SA"/>
+          <w14:ligatures w14:val="none"/>
+        </w:rPr>
+        <w:t xml:space="preserve">Integrating governance with </w:t>
+      </w:r>
+      <w:r>
+        <w:rPr>
+          <w:rFonts w:ascii="Times New Roman" w:eastAsia="Times New Roman" w:hAnsi="Times New Roman" w:cs="Times New Roman"/>
+          <w:b/>
+          <w:bCs/>
+          <w:kern w:val="0"/>
+          <w:sz w:val="24"/>
+          <w:szCs w:val="24"/>
+          <w:lang w:val="en-GB" w:eastAsia="en-GB" w:bidi="ar-SA"/>
+          <w14:ligatures w14:val="none"/>
+        </w:rPr>
+        <w:t>enterprise systems</w:t>
+      </w:r>
+    </w:p>
+    <w:p>
+      <w:pPr>
+        <w:numPr>
+          <w:ilvl w:val="0"/>
+          <w:numId w:val="24"/>
+        </w:numPr>
+        <w:spacing w:before="100" w:beforeAutospacing="1" w:after="100" w:afterAutospacing="1" w:line="240" w:lineRule="auto"/>
+        <w:rPr>
+          <w:rFonts w:ascii="Times New Roman" w:eastAsia="Times New Roman" w:hAnsi="Times New Roman" w:cs="Times New Roman"/>
+          <w:kern w:val="0"/>
+          <w:sz w:val="24"/>
+          <w:szCs w:val="24"/>
+          <w:lang w:val="en-GB" w:eastAsia="en-GB" w:bidi="ar-SA"/>
+          <w14:ligatures w14:val="none"/>
+        </w:rPr>
+      </w:pPr>
+      <w:r>
+        <w:rPr>
           <w:noProof/>
         </w:rPr>
         <mc:AlternateContent>
           <mc:Choice Requires="wps">
             <w:drawing>
-              <wp:anchor distT="0" distB="0" distL="114300" distR="114300" simplePos="0" relativeHeight="251661312" behindDoc="0" locked="0" layoutInCell="1" allowOverlap="1" wp14:anchorId="774AA9DA" wp14:editId="4AE487AD">
+              <wp:anchor distT="0" distB="0" distL="114300" distR="114300" simplePos="0" relativeHeight="251661312" behindDoc="0" locked="0" layoutInCell="1" allowOverlap="1" wp14:anchorId="774AA9DA" wp14:editId="4F6D623E">
                 <wp:simplePos x="0" y="0"/>
                 <wp:positionH relativeFrom="column">
                   <wp:posOffset>4095750</wp:posOffset>
                 </wp:positionH>
                 <wp:positionV relativeFrom="paragraph">
-                  <wp:posOffset>13335</wp:posOffset>
+                  <wp:posOffset>123825</wp:posOffset>
                 </wp:positionV>
                 <wp:extent cx="1057275" cy="635"/>
                 <wp:effectExtent l="0" t="0" r="9525" b="0"/>
@@ -14859,7 +14903,11 @@
           </mc:Choice>
           <mc:Fallback>
             <w:pict>
-              <v:shape w14:anchorId="774AA9DA" id="_x0000_s1027" type="#_x0000_t202" style="position:absolute;left:0;text-align:left;margin-left:322.5pt;margin-top:1.05pt;width:83.25pt;height:.05pt;z-index:251661312;visibility:visible;mso-wrap-style:square;mso-width-percent:0;mso-wrap-distance-left:9pt;mso-wrap-distance-top:0;mso-wrap-distance-right:9pt;mso-wrap-distance-bottom:0;mso-position-horizontal:absolute;mso-position-horizontal-relative:text;mso-position-vertical:absolute;mso-position-vertical-relative:text;mso-width-percent:0;mso-width-relative:margin;v-text-anchor:top" o:gfxdata="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" stroked="f">
+              <v:shapetype w14:anchorId="774AA9DA" id="_x0000_t202" coordsize="21600,21600" o:spt="202" path="m,l,21600r21600,l21600,xe">
+                <v:stroke joinstyle="miter"/>
+                <v:path gradientshapeok="t" o:connecttype="rect"/>
+              </v:shapetype>
+              <v:shape id="_x0000_s1027" type="#_x0000_t202" style="position:absolute;left:0;text-align:left;margin-left:322.5pt;margin-top:9.75pt;width:83.25pt;height:.05pt;z-index:251661312;visibility:visible;mso-wrap-style:square;mso-width-percent:0;mso-wrap-distance-left:9pt;mso-wrap-distance-top:0;mso-wrap-distance-right:9pt;mso-wrap-distance-bottom:0;mso-position-horizontal:absolute;mso-position-horizontal-relative:text;mso-position-vertical:absolute;mso-position-vertical-relative:text;mso-width-percent:0;mso-width-relative:margin;v-text-anchor:top" o:gfxdata="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" stroked="f">
                 <v:textbox style="mso-fit-shape-to-text:t" inset="0,0,0,0">
                   <w:txbxContent>
                     <w:p>
@@ -14916,7 +14964,7 @@
           <w:lang w:val="en-GB" w:eastAsia="en-GB" w:bidi="ar-SA"/>
           <w14:ligatures w14:val="none"/>
         </w:rPr>
-        <w:t xml:space="preserve">Integrating governance with </w:t>
+        <w:t xml:space="preserve">Enabling </w:t>
       </w:r>
       <w:r>
         <w:rPr>
@@ -14929,7 +14977,7 @@
           <w:lang w:val="en-GB" w:eastAsia="en-GB" w:bidi="ar-SA"/>
           <w14:ligatures w14:val="none"/>
         </w:rPr>
-        <w:t>enterprise systems</w:t>
+        <w:t>digital workflows</w:t>
       </w:r>
     </w:p>
     <w:p>
@@ -14957,20 +15005,7 @@
           <w:lang w:val="en-GB" w:eastAsia="en-GB" w:bidi="ar-SA"/>
           <w14:ligatures w14:val="none"/>
         </w:rPr>
-        <w:t xml:space="preserve">Enabling </w:t>
-      </w:r>
-      <w:r>
-        <w:rPr>
-          <w:rFonts w:ascii="Times New Roman" w:eastAsia="Times New Roman" w:hAnsi="Times New Roman" w:cs="Times New Roman"/>
-          <w:b/>
-          <w:bCs/>
-          <w:kern w:val="0"/>
-          <w:sz w:val="24"/>
-          <w:szCs w:val="24"/>
-          <w:lang w:val="en-GB" w:eastAsia="en-GB" w:bidi="ar-SA"/>
-          <w14:ligatures w14:val="none"/>
-        </w:rPr>
-        <w:t>digital workflows</w:t>
+        <w:t>Reducing manual processes</w:t>
       </w:r>
     </w:p>
     <w:p>
@@ -14998,35 +15033,6 @@
           <w:lang w:val="en-GB" w:eastAsia="en-GB" w:bidi="ar-SA"/>
           <w14:ligatures w14:val="none"/>
         </w:rPr>
-        <w:lastRenderedPageBreak/>
-        <w:t>Reducing manual processes</w:t>
-      </w:r>
-    </w:p>
-    <w:p>
-      <w:pPr>
-        <w:numPr>
-          <w:ilvl w:val="0"/>
-          <w:numId w:val="24"/>
-        </w:numPr>
-        <w:spacing w:before="100" w:beforeAutospacing="1" w:after="100" w:afterAutospacing="1" w:line="240" w:lineRule="auto"/>
-        <w:rPr>
-          <w:rFonts w:ascii="Times New Roman" w:eastAsia="Times New Roman" w:hAnsi="Times New Roman" w:cs="Times New Roman"/>
-          <w:kern w:val="0"/>
-          <w:sz w:val="24"/>
-          <w:szCs w:val="24"/>
-          <w:lang w:val="en-GB" w:eastAsia="en-GB" w:bidi="ar-SA"/>
-          <w14:ligatures w14:val="none"/>
-        </w:rPr>
-      </w:pPr>
-      <w:r>
-        <w:rPr>
-          <w:rFonts w:ascii="Times New Roman" w:eastAsia="Times New Roman" w:hAnsi="Times New Roman" w:cs="Times New Roman"/>
-          <w:kern w:val="0"/>
-          <w:sz w:val="24"/>
-          <w:szCs w:val="24"/>
-          <w:lang w:val="en-GB" w:eastAsia="en-GB" w:bidi="ar-SA"/>
-          <w14:ligatures w14:val="none"/>
-        </w:rPr>
         <w:t xml:space="preserve">Creating </w:t>
       </w:r>
       <w:r>
@@ -15146,7 +15152,29 @@
           <w:lang w:val="en-GB" w:eastAsia="en-GB" w:bidi="ar-SA"/>
           <w14:ligatures w14:val="none"/>
         </w:rPr>
-        <w:t xml:space="preserve"> (included as basic style)</w:t>
+        <w:t xml:space="preserve"> (included as basic </w:t>
+      </w:r>
+      <w:r>
+        <w:rPr>
+          <w:rFonts w:ascii="Times New Roman" w:eastAsia="Times New Roman" w:hAnsi="Times New Roman" w:cs="Times New Roman"/>
+          <w:kern w:val="0"/>
+          <w:sz w:val="24"/>
+          <w:szCs w:val="24"/>
+          <w:lang w:val="en-GB" w:eastAsia="en-GB" w:bidi="ar-SA"/>
+          <w14:ligatures w14:val="none"/>
+        </w:rPr>
+        <w:t xml:space="preserve">search </w:t>
+      </w:r>
+      <w:r>
+        <w:rPr>
+          <w:rFonts w:ascii="Times New Roman" w:eastAsia="Times New Roman" w:hAnsi="Times New Roman" w:cs="Times New Roman"/>
+          <w:kern w:val="0"/>
+          <w:sz w:val="24"/>
+          <w:szCs w:val="24"/>
+          <w:lang w:val="en-GB" w:eastAsia="en-GB" w:bidi="ar-SA"/>
+          <w14:ligatures w14:val="none"/>
+        </w:rPr>
+        <w:t>style)</w:t>
       </w:r>
     </w:p>
     <w:p>
@@ -15185,7 +15213,29 @@
           <w:lang w:val="en-GB" w:eastAsia="en-GB" w:bidi="ar-SA"/>
           <w14:ligatures w14:val="none"/>
         </w:rPr>
-        <w:t xml:space="preserve"> (can be developed in SP or SAP)</w:t>
+        <w:t xml:space="preserve"> (can be developed in </w:t>
+      </w:r>
+      <w:r>
+        <w:rPr>
+          <w:rFonts w:ascii="Times New Roman" w:eastAsia="Times New Roman" w:hAnsi="Times New Roman" w:cs="Times New Roman"/>
+          <w:kern w:val="0"/>
+          <w:sz w:val="24"/>
+          <w:szCs w:val="24"/>
+          <w:lang w:val="en-GB" w:eastAsia="en-GB" w:bidi="ar-SA"/>
+          <w14:ligatures w14:val="none"/>
+        </w:rPr>
+        <w:t>SharePoint</w:t>
+      </w:r>
+      <w:r>
+        <w:rPr>
+          <w:rFonts w:ascii="Times New Roman" w:eastAsia="Times New Roman" w:hAnsi="Times New Roman" w:cs="Times New Roman"/>
+          <w:kern w:val="0"/>
+          <w:sz w:val="24"/>
+          <w:szCs w:val="24"/>
+          <w:lang w:val="en-GB" w:eastAsia="en-GB" w:bidi="ar-SA"/>
+          <w14:ligatures w14:val="none"/>
+        </w:rPr>
+        <w:t xml:space="preserve"> or SAP)</w:t>
       </w:r>
     </w:p>
     <w:p>
@@ -15252,7 +15302,7 @@
           <w:lang w:val="en-GB" w:eastAsia="en-GB" w:bidi="ar-SA"/>
           <w14:ligatures w14:val="none"/>
         </w:rPr>
-        <w:t>BPM automation</w:t>
+        <w:t>B</w:t>
       </w:r>
       <w:r>
         <w:rPr>
@@ -15263,7 +15313,73 @@
           <w:lang w:val="en-GB" w:eastAsia="en-GB" w:bidi="ar-SA"/>
           <w14:ligatures w14:val="none"/>
         </w:rPr>
-        <w:t xml:space="preserve"> (Only in case of BP server at a later stage)</w:t>
+        <w:t xml:space="preserve">usiness Process Management </w:t>
+      </w:r>
+      <w:r>
+        <w:rPr>
+          <w:rFonts w:ascii="Times New Roman" w:eastAsia="Times New Roman" w:hAnsi="Times New Roman" w:cs="Times New Roman"/>
+          <w:kern w:val="0"/>
+          <w:sz w:val="24"/>
+          <w:szCs w:val="24"/>
+          <w:lang w:val="en-GB" w:eastAsia="en-GB" w:bidi="ar-SA"/>
+          <w14:ligatures w14:val="none"/>
+        </w:rPr>
+        <w:t>automation</w:t>
+      </w:r>
+      <w:r>
+        <w:rPr>
+          <w:rFonts w:ascii="Times New Roman" w:eastAsia="Times New Roman" w:hAnsi="Times New Roman" w:cs="Times New Roman"/>
+          <w:kern w:val="0"/>
+          <w:sz w:val="24"/>
+          <w:szCs w:val="24"/>
+          <w:lang w:val="en-GB" w:eastAsia="en-GB" w:bidi="ar-SA"/>
+          <w14:ligatures w14:val="none"/>
+        </w:rPr>
+        <w:t xml:space="preserve"> (Only in case of B</w:t>
+      </w:r>
+      <w:r>
+        <w:rPr>
+          <w:rFonts w:ascii="Times New Roman" w:eastAsia="Times New Roman" w:hAnsi="Times New Roman" w:cs="Times New Roman"/>
+          <w:kern w:val="0"/>
+          <w:sz w:val="24"/>
+          <w:szCs w:val="24"/>
+          <w:lang w:val="en-GB" w:eastAsia="en-GB" w:bidi="ar-SA"/>
+          <w14:ligatures w14:val="none"/>
+        </w:rPr>
+        <w:t xml:space="preserve">usiness </w:t>
+      </w:r>
+      <w:r>
+        <w:rPr>
+          <w:rFonts w:ascii="Times New Roman" w:eastAsia="Times New Roman" w:hAnsi="Times New Roman" w:cs="Times New Roman"/>
+          <w:kern w:val="0"/>
+          <w:sz w:val="24"/>
+          <w:szCs w:val="24"/>
+          <w:lang w:val="en-GB" w:eastAsia="en-GB" w:bidi="ar-SA"/>
+          <w14:ligatures w14:val="none"/>
+        </w:rPr>
+        <w:t>P</w:t>
+      </w:r>
+      <w:r>
+        <w:rPr>
+          <w:rFonts w:ascii="Times New Roman" w:eastAsia="Times New Roman" w:hAnsi="Times New Roman" w:cs="Times New Roman"/>
+          <w:kern w:val="0"/>
+          <w:sz w:val="24"/>
+          <w:szCs w:val="24"/>
+          <w:lang w:val="en-GB" w:eastAsia="en-GB" w:bidi="ar-SA"/>
+          <w14:ligatures w14:val="none"/>
+        </w:rPr>
+        <w:t>rocess</w:t>
+      </w:r>
+      <w:r>
+        <w:rPr>
+          <w:rFonts w:ascii="Times New Roman" w:eastAsia="Times New Roman" w:hAnsi="Times New Roman" w:cs="Times New Roman"/>
+          <w:kern w:val="0"/>
+          <w:sz w:val="24"/>
+          <w:szCs w:val="24"/>
+          <w:lang w:val="en-GB" w:eastAsia="en-GB" w:bidi="ar-SA"/>
+          <w14:ligatures w14:val="none"/>
+        </w:rPr>
+        <w:t xml:space="preserve"> server at a later stage)</w:t>
       </w:r>
     </w:p>
     <w:p>
@@ -16671,7 +16787,7 @@
           <w14:ligatures w14:val="none"/>
         </w:rPr>
         <w:pict w14:anchorId="4A7A07DB">
-          <v:rect id="_x0000_i1366" style="width:0;height:1.5pt" o:hralign="center" o:hrstd="t" o:hr="t" fillcolor="#a0a0a0" stroked="f"/>
+          <v:rect id="_x0000_i1056" style="width:0;height:1.5pt" o:hralign="center" o:hrstd="t" o:hr="t" fillcolor="#a0a0a0" stroked="f"/>
         </w:pict>
       </w:r>
     </w:p>
@@ -21465,6 +21581,7 @@
   <w:style w:type="character" w:default="1" w:styleId="DefaultParagraphFont">
     <w:name w:val="Default Paragraph Font"/>
     <w:uiPriority w:val="1"/>
+    <w:semiHidden/>
     <w:unhideWhenUsed/>
   </w:style>
   <w:style w:type="table" w:default="1" w:styleId="TableNormal">
@@ -31194,7 +31311,7 @@
           </a:pPr>
           <a:r>
             <a:rPr lang="en-GB" b="1"/>
-            <a:t>Layer 4:</a:t>
+            <a:t>Layer 5:</a:t>
           </a:r>
         </a:p>
         <a:p>
@@ -31203,7 +31320,7 @@
           </a:pPr>
           <a:r>
             <a:rPr lang="en-GB" b="1"/>
-            <a:t>Work Instructions</a:t>
+            <a:t>Forms &amp; Templates</a:t>
           </a:r>
           <a:endParaRPr lang="en-GB"/>
         </a:p>
@@ -35538,7 +35655,7 @@
           </a:pPr>
           <a:r>
             <a:rPr lang="en-GB" sz="1100" b="1" kern="1200"/>
-            <a:t>Layer 4:</a:t>
+            <a:t>Layer 5:</a:t>
           </a:r>
         </a:p>
         <a:p>
@@ -35556,7 +35673,7 @@
           </a:pPr>
           <a:r>
             <a:rPr lang="en-GB" sz="1100" b="1" kern="1200"/>
-            <a:t>Work Instructions</a:t>
+            <a:t>Forms &amp; Templates</a:t>
           </a:r>
           <a:endParaRPr lang="en-GB" sz="1100" kern="1200"/>
         </a:p>

--- a/documents/word/00_RAM_PP_how_this_works.docx
+++ b/documents/word/00_RAM_PP_how_this_works.docx
@@ -1865,7 +1865,7 @@
           <w:r>
             <w:fldChar w:fldCharType="separate"/>
           </w:r>
-          <w:hyperlink w:anchor="_Toc224233486" w:history="1">
+          <w:hyperlink w:anchor="_Toc224676173" w:history="1">
             <w:r>
               <w:rPr>
                 <w:rStyle w:val="Hyperlink"/>
@@ -1898,7 +1898,7 @@
                 <w:noProof/>
                 <w:webHidden/>
               </w:rPr>
-              <w:instrText xml:space="preserve"> PAGEREF _Toc224233486 \h </w:instrText>
+              <w:instrText xml:space="preserve"> PAGEREF _Toc224676173 \h </w:instrText>
             </w:r>
             <w:r>
               <w:rPr>
@@ -1918,7 +1918,7 @@
                 <w:noProof/>
                 <w:webHidden/>
               </w:rPr>
-              <w:t>4</w:t>
+              <w:t>3</w:t>
             </w:r>
             <w:r>
               <w:rPr>
@@ -1943,7 +1943,7 @@
               <w:lang w:val="en-GB" w:eastAsia="en-GB" w:bidi="ar-SA"/>
             </w:rPr>
           </w:pPr>
-          <w:hyperlink w:anchor="_Toc224233487" w:history="1">
+          <w:hyperlink w:anchor="_Toc224676174" w:history="1">
             <w:r>
               <w:rPr>
                 <w:rStyle w:val="Hyperlink"/>
@@ -1976,7 +1976,163 @@
                 <w:noProof/>
                 <w:webHidden/>
               </w:rPr>
-              <w:instrText xml:space="preserve"> PAGEREF _Toc224233487 \h </w:instrText>
+              <w:instrText xml:space="preserve"> PAGEREF _Toc224676174 \h </w:instrText>
+            </w:r>
+            <w:r>
+              <w:rPr>
+                <w:noProof/>
+                <w:webHidden/>
+              </w:rPr>
+            </w:r>
+            <w:r>
+              <w:rPr>
+                <w:noProof/>
+                <w:webHidden/>
+              </w:rPr>
+              <w:fldChar w:fldCharType="separate"/>
+            </w:r>
+            <w:r>
+              <w:rPr>
+                <w:noProof/>
+                <w:webHidden/>
+              </w:rPr>
+              <w:t>3</w:t>
+            </w:r>
+            <w:r>
+              <w:rPr>
+                <w:noProof/>
+                <w:webHidden/>
+              </w:rPr>
+              <w:fldChar w:fldCharType="end"/>
+            </w:r>
+          </w:hyperlink>
+        </w:p>
+        <w:p>
+          <w:pPr>
+            <w:pStyle w:val="TOC2"/>
+            <w:tabs>
+              <w:tab w:val="right" w:leader="dot" w:pos="9016"/>
+            </w:tabs>
+            <w:rPr>
+              <w:rFonts w:eastAsiaTheme="minorEastAsia"/>
+              <w:noProof/>
+              <w:sz w:val="24"/>
+              <w:szCs w:val="24"/>
+              <w:lang w:val="en-GB" w:eastAsia="en-GB" w:bidi="ar-SA"/>
+            </w:rPr>
+          </w:pPr>
+          <w:hyperlink w:anchor="_Toc224676175" w:history="1">
+            <w:r>
+              <w:rPr>
+                <w:rStyle w:val="Hyperlink"/>
+                <w:rFonts w:ascii="Times New Roman" w:eastAsia="Times New Roman" w:hAnsi="Times New Roman" w:cs="Times New Roman"/>
+                <w:b/>
+                <w:bCs/>
+                <w:noProof/>
+                <w:kern w:val="0"/>
+                <w:lang w:val="en-GB" w:eastAsia="en-GB"/>
+                <w14:ligatures w14:val="none"/>
+              </w:rPr>
+              <w:t>Layer 1 = Governance &amp; Strategy</w:t>
+            </w:r>
+            <w:r>
+              <w:rPr>
+                <w:noProof/>
+                <w:webHidden/>
+              </w:rPr>
+              <w:tab/>
+            </w:r>
+            <w:r>
+              <w:rPr>
+                <w:noProof/>
+                <w:webHidden/>
+              </w:rPr>
+              <w:fldChar w:fldCharType="begin"/>
+            </w:r>
+            <w:r>
+              <w:rPr>
+                <w:noProof/>
+                <w:webHidden/>
+              </w:rPr>
+              <w:instrText xml:space="preserve"> PAGEREF _Toc224676175 \h </w:instrText>
+            </w:r>
+            <w:r>
+              <w:rPr>
+                <w:noProof/>
+                <w:webHidden/>
+              </w:rPr>
+            </w:r>
+            <w:r>
+              <w:rPr>
+                <w:noProof/>
+                <w:webHidden/>
+              </w:rPr>
+              <w:fldChar w:fldCharType="separate"/>
+            </w:r>
+            <w:r>
+              <w:rPr>
+                <w:noProof/>
+                <w:webHidden/>
+              </w:rPr>
+              <w:t>3</w:t>
+            </w:r>
+            <w:r>
+              <w:rPr>
+                <w:noProof/>
+                <w:webHidden/>
+              </w:rPr>
+              <w:fldChar w:fldCharType="end"/>
+            </w:r>
+          </w:hyperlink>
+        </w:p>
+        <w:p>
+          <w:pPr>
+            <w:pStyle w:val="TOC2"/>
+            <w:tabs>
+              <w:tab w:val="right" w:leader="dot" w:pos="9016"/>
+            </w:tabs>
+            <w:rPr>
+              <w:rFonts w:eastAsiaTheme="minorEastAsia"/>
+              <w:noProof/>
+              <w:sz w:val="24"/>
+              <w:szCs w:val="24"/>
+              <w:lang w:val="en-GB" w:eastAsia="en-GB" w:bidi="ar-SA"/>
+            </w:rPr>
+          </w:pPr>
+          <w:hyperlink w:anchor="_Toc224676176" w:history="1">
+            <w:r>
+              <w:rPr>
+                <w:rStyle w:val="Hyperlink"/>
+                <w:rFonts w:ascii="Times New Roman" w:eastAsia="Times New Roman" w:hAnsi="Times New Roman" w:cs="Times New Roman"/>
+                <w:b/>
+                <w:bCs/>
+                <w:noProof/>
+                <w:kern w:val="0"/>
+                <w:lang w:val="en-GB" w:eastAsia="en-GB"/>
+                <w14:ligatures w14:val="none"/>
+              </w:rPr>
+              <w:t>Layer 2 = Policies</w:t>
+            </w:r>
+            <w:r>
+              <w:rPr>
+                <w:noProof/>
+                <w:webHidden/>
+              </w:rPr>
+              <w:tab/>
+            </w:r>
+            <w:r>
+              <w:rPr>
+                <w:noProof/>
+                <w:webHidden/>
+              </w:rPr>
+              <w:fldChar w:fldCharType="begin"/>
+            </w:r>
+            <w:r>
+              <w:rPr>
+                <w:noProof/>
+                <w:webHidden/>
+              </w:rPr>
+              <w:instrText xml:space="preserve"> PAGEREF _Toc224676176 \h </w:instrText>
             </w:r>
             <w:r>
               <w:rPr>
@@ -2021,7 +2177,7 @@
               <w:lang w:val="en-GB" w:eastAsia="en-GB" w:bidi="ar-SA"/>
             </w:rPr>
           </w:pPr>
-          <w:hyperlink w:anchor="_Toc224233488" w:history="1">
+          <w:hyperlink w:anchor="_Toc224676177" w:history="1">
             <w:r>
               <w:rPr>
                 <w:rStyle w:val="Hyperlink"/>
@@ -2033,7 +2189,7 @@
                 <w:lang w:val="en-GB" w:eastAsia="en-GB"/>
                 <w14:ligatures w14:val="none"/>
               </w:rPr>
-              <w:t>Layer 1 — Governance &amp; Strategy</w:t>
+              <w:t>Layer 3 — Procedures</w:t>
             </w:r>
             <w:r>
               <w:rPr>
@@ -2054,7 +2210,7 @@
                 <w:noProof/>
                 <w:webHidden/>
               </w:rPr>
-              <w:instrText xml:space="preserve"> PAGEREF _Toc224233488 \h </w:instrText>
+              <w:instrText xml:space="preserve"> PAGEREF _Toc224676177 \h </w:instrText>
             </w:r>
             <w:r>
               <w:rPr>
@@ -2099,7 +2255,7 @@
               <w:lang w:val="en-GB" w:eastAsia="en-GB" w:bidi="ar-SA"/>
             </w:rPr>
           </w:pPr>
-          <w:hyperlink w:anchor="_Toc224233489" w:history="1">
+          <w:hyperlink w:anchor="_Toc224676178" w:history="1">
             <w:r>
               <w:rPr>
                 <w:rStyle w:val="Hyperlink"/>
@@ -2111,7 +2267,7 @@
                 <w:lang w:val="en-GB" w:eastAsia="en-GB"/>
                 <w14:ligatures w14:val="none"/>
               </w:rPr>
-              <w:t>Layer 2 — Policies</w:t>
+              <w:t>Layer 4 — Work Instructions</w:t>
             </w:r>
             <w:r>
               <w:rPr>
@@ -2132,85 +2288,7 @@
                 <w:noProof/>
                 <w:webHidden/>
               </w:rPr>
-              <w:instrText xml:space="preserve"> PAGEREF _Toc224233489 \h </w:instrText>
-            </w:r>
-            <w:r>
-              <w:rPr>
-                <w:noProof/>
-                <w:webHidden/>
-              </w:rPr>
-            </w:r>
-            <w:r>
-              <w:rPr>
-                <w:noProof/>
-                <w:webHidden/>
-              </w:rPr>
-              <w:fldChar w:fldCharType="separate"/>
-            </w:r>
-            <w:r>
-              <w:rPr>
-                <w:noProof/>
-                <w:webHidden/>
-              </w:rPr>
-              <w:t>4</w:t>
-            </w:r>
-            <w:r>
-              <w:rPr>
-                <w:noProof/>
-                <w:webHidden/>
-              </w:rPr>
-              <w:fldChar w:fldCharType="end"/>
-            </w:r>
-          </w:hyperlink>
-        </w:p>
-        <w:p>
-          <w:pPr>
-            <w:pStyle w:val="TOC2"/>
-            <w:tabs>
-              <w:tab w:val="right" w:leader="dot" w:pos="9016"/>
-            </w:tabs>
-            <w:rPr>
-              <w:rFonts w:eastAsiaTheme="minorEastAsia"/>
-              <w:noProof/>
-              <w:sz w:val="24"/>
-              <w:szCs w:val="24"/>
-              <w:lang w:val="en-GB" w:eastAsia="en-GB" w:bidi="ar-SA"/>
-            </w:rPr>
-          </w:pPr>
-          <w:hyperlink w:anchor="_Toc224233490" w:history="1">
-            <w:r>
-              <w:rPr>
-                <w:rStyle w:val="Hyperlink"/>
-                <w:rFonts w:ascii="Times New Roman" w:eastAsia="Times New Roman" w:hAnsi="Times New Roman" w:cs="Times New Roman"/>
-                <w:b/>
-                <w:bCs/>
-                <w:noProof/>
-                <w:kern w:val="0"/>
-                <w:lang w:val="en-GB" w:eastAsia="en-GB"/>
-                <w14:ligatures w14:val="none"/>
-              </w:rPr>
-              <w:t>Layer 3 — Procedures</w:t>
-            </w:r>
-            <w:r>
-              <w:rPr>
-                <w:noProof/>
-                <w:webHidden/>
-              </w:rPr>
-              <w:tab/>
-            </w:r>
-            <w:r>
-              <w:rPr>
-                <w:noProof/>
-                <w:webHidden/>
-              </w:rPr>
-              <w:fldChar w:fldCharType="begin"/>
-            </w:r>
-            <w:r>
-              <w:rPr>
-                <w:noProof/>
-                <w:webHidden/>
-              </w:rPr>
-              <w:instrText xml:space="preserve"> PAGEREF _Toc224233490 \h </w:instrText>
+              <w:instrText xml:space="preserve"> PAGEREF _Toc224676178 \h </w:instrText>
             </w:r>
             <w:r>
               <w:rPr>
@@ -2255,7 +2333,7 @@
               <w:lang w:val="en-GB" w:eastAsia="en-GB" w:bidi="ar-SA"/>
             </w:rPr>
           </w:pPr>
-          <w:hyperlink w:anchor="_Toc224233491" w:history="1">
+          <w:hyperlink w:anchor="_Toc224676179" w:history="1">
             <w:r>
               <w:rPr>
                 <w:rStyle w:val="Hyperlink"/>
@@ -2267,7 +2345,7 @@
                 <w:lang w:val="en-GB" w:eastAsia="en-GB"/>
                 <w14:ligatures w14:val="none"/>
               </w:rPr>
-              <w:t>Layer 4 — Work Instructions</w:t>
+              <w:t>Layer 5 — Forms &amp; Templates</w:t>
             </w:r>
             <w:r>
               <w:rPr>
@@ -2288,7 +2366,7 @@
                 <w:noProof/>
                 <w:webHidden/>
               </w:rPr>
-              <w:instrText xml:space="preserve"> PAGEREF _Toc224233491 \h </w:instrText>
+              <w:instrText xml:space="preserve"> PAGEREF _Toc224676179 \h </w:instrText>
             </w:r>
             <w:r>
               <w:rPr>
@@ -2321,84 +2399,6 @@
         </w:p>
         <w:p>
           <w:pPr>
-            <w:pStyle w:val="TOC2"/>
-            <w:tabs>
-              <w:tab w:val="right" w:leader="dot" w:pos="9016"/>
-            </w:tabs>
-            <w:rPr>
-              <w:rFonts w:eastAsiaTheme="minorEastAsia"/>
-              <w:noProof/>
-              <w:sz w:val="24"/>
-              <w:szCs w:val="24"/>
-              <w:lang w:val="en-GB" w:eastAsia="en-GB" w:bidi="ar-SA"/>
-            </w:rPr>
-          </w:pPr>
-          <w:hyperlink w:anchor="_Toc224233492" w:history="1">
-            <w:r>
-              <w:rPr>
-                <w:rStyle w:val="Hyperlink"/>
-                <w:rFonts w:ascii="Times New Roman" w:eastAsia="Times New Roman" w:hAnsi="Times New Roman" w:cs="Times New Roman"/>
-                <w:b/>
-                <w:bCs/>
-                <w:noProof/>
-                <w:kern w:val="0"/>
-                <w:lang w:val="en-GB" w:eastAsia="en-GB"/>
-                <w14:ligatures w14:val="none"/>
-              </w:rPr>
-              <w:t>Layer 5 — Forms &amp; Templates</w:t>
-            </w:r>
-            <w:r>
-              <w:rPr>
-                <w:noProof/>
-                <w:webHidden/>
-              </w:rPr>
-              <w:tab/>
-            </w:r>
-            <w:r>
-              <w:rPr>
-                <w:noProof/>
-                <w:webHidden/>
-              </w:rPr>
-              <w:fldChar w:fldCharType="begin"/>
-            </w:r>
-            <w:r>
-              <w:rPr>
-                <w:noProof/>
-                <w:webHidden/>
-              </w:rPr>
-              <w:instrText xml:space="preserve"> PAGEREF _Toc224233492 \h </w:instrText>
-            </w:r>
-            <w:r>
-              <w:rPr>
-                <w:noProof/>
-                <w:webHidden/>
-              </w:rPr>
-            </w:r>
-            <w:r>
-              <w:rPr>
-                <w:noProof/>
-                <w:webHidden/>
-              </w:rPr>
-              <w:fldChar w:fldCharType="separate"/>
-            </w:r>
-            <w:r>
-              <w:rPr>
-                <w:noProof/>
-                <w:webHidden/>
-              </w:rPr>
-              <w:t>6</w:t>
-            </w:r>
-            <w:r>
-              <w:rPr>
-                <w:noProof/>
-                <w:webHidden/>
-              </w:rPr>
-              <w:fldChar w:fldCharType="end"/>
-            </w:r>
-          </w:hyperlink>
-        </w:p>
-        <w:p>
-          <w:pPr>
             <w:pStyle w:val="TOC1"/>
             <w:tabs>
               <w:tab w:val="right" w:leader="dot" w:pos="9016"/>
@@ -2411,7 +2411,7 @@
               <w:lang w:val="en-GB" w:eastAsia="en-GB" w:bidi="ar-SA"/>
             </w:rPr>
           </w:pPr>
-          <w:hyperlink w:anchor="_Toc224233493" w:history="1">
+          <w:hyperlink w:anchor="_Toc224676180" w:history="1">
             <w:r>
               <w:rPr>
                 <w:rStyle w:val="Hyperlink"/>
@@ -2444,7 +2444,7 @@
                 <w:noProof/>
                 <w:webHidden/>
               </w:rPr>
-              <w:instrText xml:space="preserve"> PAGEREF _Toc224233493 \h </w:instrText>
+              <w:instrText xml:space="preserve"> PAGEREF _Toc224676180 \h </w:instrText>
             </w:r>
             <w:r>
               <w:rPr>
@@ -2464,7 +2464,7 @@
                 <w:noProof/>
                 <w:webHidden/>
               </w:rPr>
-              <w:t>6</w:t>
+              <w:t>5</w:t>
             </w:r>
             <w:r>
               <w:rPr>
@@ -2489,7 +2489,7 @@
               <w:lang w:val="en-GB" w:eastAsia="en-GB" w:bidi="ar-SA"/>
             </w:rPr>
           </w:pPr>
-          <w:hyperlink w:anchor="_Toc224233494" w:history="1">
+          <w:hyperlink w:anchor="_Toc224676181" w:history="1">
             <w:r>
               <w:rPr>
                 <w:rStyle w:val="Hyperlink"/>
@@ -2522,7 +2522,7 @@
                 <w:noProof/>
                 <w:webHidden/>
               </w:rPr>
-              <w:instrText xml:space="preserve"> PAGEREF _Toc224233494 \h </w:instrText>
+              <w:instrText xml:space="preserve"> PAGEREF _Toc224676181 \h </w:instrText>
             </w:r>
             <w:r>
               <w:rPr>
@@ -2567,7 +2567,7 @@
               <w:lang w:val="en-GB" w:eastAsia="en-GB" w:bidi="ar-SA"/>
             </w:rPr>
           </w:pPr>
-          <w:hyperlink w:anchor="_Toc224233495" w:history="1">
+          <w:hyperlink w:anchor="_Toc224676182" w:history="1">
             <w:r>
               <w:rPr>
                 <w:rStyle w:val="Hyperlink"/>
@@ -2600,7 +2600,7 @@
                 <w:noProof/>
                 <w:webHidden/>
               </w:rPr>
-              <w:instrText xml:space="preserve"> PAGEREF _Toc224233495 \h </w:instrText>
+              <w:instrText xml:space="preserve"> PAGEREF _Toc224676182 \h </w:instrText>
             </w:r>
             <w:r>
               <w:rPr>
@@ -2645,7 +2645,7 @@
               <w:lang w:val="en-GB" w:eastAsia="en-GB" w:bidi="ar-SA"/>
             </w:rPr>
           </w:pPr>
-          <w:hyperlink w:anchor="_Toc224233496" w:history="1">
+          <w:hyperlink w:anchor="_Toc224676183" w:history="1">
             <w:r>
               <w:rPr>
                 <w:rStyle w:val="Hyperlink"/>
@@ -2678,7 +2678,7 @@
                 <w:noProof/>
                 <w:webHidden/>
               </w:rPr>
-              <w:instrText xml:space="preserve"> PAGEREF _Toc224233496 \h </w:instrText>
+              <w:instrText xml:space="preserve"> PAGEREF _Toc224676183 \h </w:instrText>
             </w:r>
             <w:r>
               <w:rPr>
@@ -2723,7 +2723,7 @@
               <w:lang w:val="en-GB" w:eastAsia="en-GB" w:bidi="ar-SA"/>
             </w:rPr>
           </w:pPr>
-          <w:hyperlink w:anchor="_Toc224233497" w:history="1">
+          <w:hyperlink w:anchor="_Toc224676184" w:history="1">
             <w:r>
               <w:rPr>
                 <w:rStyle w:val="Hyperlink"/>
@@ -2756,7 +2756,7 @@
                 <w:noProof/>
                 <w:webHidden/>
               </w:rPr>
-              <w:instrText xml:space="preserve"> PAGEREF _Toc224233497 \h </w:instrText>
+              <w:instrText xml:space="preserve"> PAGEREF _Toc224676184 \h </w:instrText>
             </w:r>
             <w:r>
               <w:rPr>
@@ -2801,7 +2801,7 @@
               <w:lang w:val="en-GB" w:eastAsia="en-GB" w:bidi="ar-SA"/>
             </w:rPr>
           </w:pPr>
-          <w:hyperlink w:anchor="_Toc224233498" w:history="1">
+          <w:hyperlink w:anchor="_Toc224676185" w:history="1">
             <w:r>
               <w:rPr>
                 <w:rStyle w:val="Hyperlink"/>
@@ -2834,7 +2834,7 @@
                 <w:noProof/>
                 <w:webHidden/>
               </w:rPr>
-              <w:instrText xml:space="preserve"> PAGEREF _Toc224233498 \h </w:instrText>
+              <w:instrText xml:space="preserve"> PAGEREF _Toc224676185 \h </w:instrText>
             </w:r>
             <w:r>
               <w:rPr>
@@ -2879,7 +2879,7 @@
               <w:lang w:val="en-GB" w:eastAsia="en-GB" w:bidi="ar-SA"/>
             </w:rPr>
           </w:pPr>
-          <w:hyperlink w:anchor="_Toc224233499" w:history="1">
+          <w:hyperlink w:anchor="_Toc224676186" w:history="1">
             <w:r>
               <w:rPr>
                 <w:rStyle w:val="Hyperlink"/>
@@ -2912,7 +2912,7 @@
                 <w:noProof/>
                 <w:webHidden/>
               </w:rPr>
-              <w:instrText xml:space="preserve"> PAGEREF _Toc224233499 \h </w:instrText>
+              <w:instrText xml:space="preserve"> PAGEREF _Toc224676186 \h </w:instrText>
             </w:r>
             <w:r>
               <w:rPr>
@@ -2957,7 +2957,7 @@
               <w:lang w:val="en-GB" w:eastAsia="en-GB" w:bidi="ar-SA"/>
             </w:rPr>
           </w:pPr>
-          <w:hyperlink w:anchor="_Toc224233500" w:history="1">
+          <w:hyperlink w:anchor="_Toc224676187" w:history="1">
             <w:r>
               <w:rPr>
                 <w:rStyle w:val="Hyperlink"/>
@@ -2990,7 +2990,7 @@
                 <w:noProof/>
                 <w:webHidden/>
               </w:rPr>
-              <w:instrText xml:space="preserve"> PAGEREF _Toc224233500 \h </w:instrText>
+              <w:instrText xml:space="preserve"> PAGEREF _Toc224676187 \h </w:instrText>
             </w:r>
             <w:r>
               <w:rPr>
@@ -3035,7 +3035,7 @@
               <w:lang w:val="en-GB" w:eastAsia="en-GB" w:bidi="ar-SA"/>
             </w:rPr>
           </w:pPr>
-          <w:hyperlink w:anchor="_Toc224233501" w:history="1">
+          <w:hyperlink w:anchor="_Toc224676188" w:history="1">
             <w:r>
               <w:rPr>
                 <w:rStyle w:val="Hyperlink"/>
@@ -3068,7 +3068,7 @@
                 <w:noProof/>
                 <w:webHidden/>
               </w:rPr>
-              <w:instrText xml:space="preserve"> PAGEREF _Toc224233501 \h </w:instrText>
+              <w:instrText xml:space="preserve"> PAGEREF _Toc224676188 \h </w:instrText>
             </w:r>
             <w:r>
               <w:rPr>
@@ -3113,7 +3113,7 @@
               <w:lang w:val="en-GB" w:eastAsia="en-GB" w:bidi="ar-SA"/>
             </w:rPr>
           </w:pPr>
-          <w:hyperlink w:anchor="_Toc224233502" w:history="1">
+          <w:hyperlink w:anchor="_Toc224676189" w:history="1">
             <w:r>
               <w:rPr>
                 <w:rStyle w:val="Hyperlink"/>
@@ -3146,7 +3146,7 @@
                 <w:noProof/>
                 <w:webHidden/>
               </w:rPr>
-              <w:instrText xml:space="preserve"> PAGEREF _Toc224233502 \h </w:instrText>
+              <w:instrText xml:space="preserve"> PAGEREF _Toc224676189 \h </w:instrText>
             </w:r>
             <w:r>
               <w:rPr>
@@ -3191,7 +3191,7 @@
               <w:lang w:val="en-GB" w:eastAsia="en-GB" w:bidi="ar-SA"/>
             </w:rPr>
           </w:pPr>
-          <w:hyperlink w:anchor="_Toc224233503" w:history="1">
+          <w:hyperlink w:anchor="_Toc224676190" w:history="1">
             <w:r>
               <w:rPr>
                 <w:rStyle w:val="Hyperlink"/>
@@ -3224,85 +3224,7 @@
                 <w:noProof/>
                 <w:webHidden/>
               </w:rPr>
-              <w:instrText xml:space="preserve"> PAGEREF _Toc224233503 \h </w:instrText>
-            </w:r>
-            <w:r>
-              <w:rPr>
-                <w:noProof/>
-                <w:webHidden/>
-              </w:rPr>
-            </w:r>
-            <w:r>
-              <w:rPr>
-                <w:noProof/>
-                <w:webHidden/>
-              </w:rPr>
-              <w:fldChar w:fldCharType="separate"/>
-            </w:r>
-            <w:r>
-              <w:rPr>
-                <w:noProof/>
-                <w:webHidden/>
-              </w:rPr>
-              <w:t>8</w:t>
-            </w:r>
-            <w:r>
-              <w:rPr>
-                <w:noProof/>
-                <w:webHidden/>
-              </w:rPr>
-              <w:fldChar w:fldCharType="end"/>
-            </w:r>
-          </w:hyperlink>
-        </w:p>
-        <w:p>
-          <w:pPr>
-            <w:pStyle w:val="TOC3"/>
-            <w:tabs>
-              <w:tab w:val="right" w:leader="dot" w:pos="9016"/>
-            </w:tabs>
-            <w:rPr>
-              <w:rFonts w:eastAsiaTheme="minorEastAsia"/>
-              <w:noProof/>
-              <w:sz w:val="24"/>
-              <w:szCs w:val="24"/>
-              <w:lang w:val="en-GB" w:eastAsia="en-GB" w:bidi="ar-SA"/>
-            </w:rPr>
-          </w:pPr>
-          <w:hyperlink w:anchor="_Toc224233504" w:history="1">
-            <w:r>
-              <w:rPr>
-                <w:rStyle w:val="Hyperlink"/>
-                <w:rFonts w:ascii="Times New Roman" w:eastAsia="Times New Roman" w:hAnsi="Times New Roman" w:cs="Times New Roman"/>
-                <w:b/>
-                <w:bCs/>
-                <w:noProof/>
-                <w:kern w:val="0"/>
-                <w:lang w:val="en-GB" w:eastAsia="en-GB"/>
-                <w14:ligatures w14:val="none"/>
-              </w:rPr>
-              <w:t>1 — Smart Policy Search</w:t>
-            </w:r>
-            <w:r>
-              <w:rPr>
-                <w:noProof/>
-                <w:webHidden/>
-              </w:rPr>
-              <w:tab/>
-            </w:r>
-            <w:r>
-              <w:rPr>
-                <w:noProof/>
-                <w:webHidden/>
-              </w:rPr>
-              <w:fldChar w:fldCharType="begin"/>
-            </w:r>
-            <w:r>
-              <w:rPr>
-                <w:noProof/>
-                <w:webHidden/>
-              </w:rPr>
-              <w:instrText xml:space="preserve"> PAGEREF _Toc224233504 \h </w:instrText>
+              <w:instrText xml:space="preserve"> PAGEREF _Toc224676190 \h </w:instrText>
             </w:r>
             <w:r>
               <w:rPr>
@@ -3347,7 +3269,7 @@
               <w:lang w:val="en-GB" w:eastAsia="en-GB" w:bidi="ar-SA"/>
             </w:rPr>
           </w:pPr>
-          <w:hyperlink w:anchor="_Toc224233505" w:history="1">
+          <w:hyperlink w:anchor="_Toc224676191" w:history="1">
             <w:r>
               <w:rPr>
                 <w:rStyle w:val="Hyperlink"/>
@@ -3359,7 +3281,7 @@
                 <w:lang w:val="en-GB" w:eastAsia="en-GB"/>
                 <w14:ligatures w14:val="none"/>
               </w:rPr>
-              <w:t>2 — Enterprise Process Architecture</w:t>
+              <w:t>1 — Smart Policy Search</w:t>
             </w:r>
             <w:r>
               <w:rPr>
@@ -3380,7 +3302,7 @@
                 <w:noProof/>
                 <w:webHidden/>
               </w:rPr>
-              <w:instrText xml:space="preserve"> PAGEREF _Toc224233505 \h </w:instrText>
+              <w:instrText xml:space="preserve"> PAGEREF _Toc224676191 \h </w:instrText>
             </w:r>
             <w:r>
               <w:rPr>
@@ -3425,7 +3347,7 @@
               <w:lang w:val="en-GB" w:eastAsia="en-GB" w:bidi="ar-SA"/>
             </w:rPr>
           </w:pPr>
-          <w:hyperlink w:anchor="_Toc224233506" w:history="1">
+          <w:hyperlink w:anchor="_Toc224676192" w:history="1">
             <w:r>
               <w:rPr>
                 <w:rStyle w:val="Hyperlink"/>
@@ -3437,7 +3359,7 @@
                 <w:lang w:val="en-GB" w:eastAsia="en-GB"/>
                 <w14:ligatures w14:val="none"/>
               </w:rPr>
-              <w:t>3 — Interactive Process Maps</w:t>
+              <w:t>2 — Enterprise Process Architecture</w:t>
             </w:r>
             <w:r>
               <w:rPr>
@@ -3458,7 +3380,7 @@
                 <w:noProof/>
                 <w:webHidden/>
               </w:rPr>
-              <w:instrText xml:space="preserve"> PAGEREF _Toc224233506 \h </w:instrText>
+              <w:instrText xml:space="preserve"> PAGEREF _Toc224676192 \h </w:instrText>
             </w:r>
             <w:r>
               <w:rPr>
@@ -3503,7 +3425,85 @@
               <w:lang w:val="en-GB" w:eastAsia="en-GB" w:bidi="ar-SA"/>
             </w:rPr>
           </w:pPr>
-          <w:hyperlink w:anchor="_Toc224233507" w:history="1">
+          <w:hyperlink w:anchor="_Toc224676193" w:history="1">
+            <w:r>
+              <w:rPr>
+                <w:rStyle w:val="Hyperlink"/>
+                <w:rFonts w:ascii="Times New Roman" w:eastAsia="Times New Roman" w:hAnsi="Times New Roman" w:cs="Times New Roman"/>
+                <w:b/>
+                <w:bCs/>
+                <w:noProof/>
+                <w:kern w:val="0"/>
+                <w:lang w:val="en-GB" w:eastAsia="en-GB"/>
+                <w14:ligatures w14:val="none"/>
+              </w:rPr>
+              <w:t>3 — Interactive Process Maps</w:t>
+            </w:r>
+            <w:r>
+              <w:rPr>
+                <w:noProof/>
+                <w:webHidden/>
+              </w:rPr>
+              <w:tab/>
+            </w:r>
+            <w:r>
+              <w:rPr>
+                <w:noProof/>
+                <w:webHidden/>
+              </w:rPr>
+              <w:fldChar w:fldCharType="begin"/>
+            </w:r>
+            <w:r>
+              <w:rPr>
+                <w:noProof/>
+                <w:webHidden/>
+              </w:rPr>
+              <w:instrText xml:space="preserve"> PAGEREF _Toc224676193 \h </w:instrText>
+            </w:r>
+            <w:r>
+              <w:rPr>
+                <w:noProof/>
+                <w:webHidden/>
+              </w:rPr>
+            </w:r>
+            <w:r>
+              <w:rPr>
+                <w:noProof/>
+                <w:webHidden/>
+              </w:rPr>
+              <w:fldChar w:fldCharType="separate"/>
+            </w:r>
+            <w:r>
+              <w:rPr>
+                <w:noProof/>
+                <w:webHidden/>
+              </w:rPr>
+              <w:t>9</w:t>
+            </w:r>
+            <w:r>
+              <w:rPr>
+                <w:noProof/>
+                <w:webHidden/>
+              </w:rPr>
+              <w:fldChar w:fldCharType="end"/>
+            </w:r>
+          </w:hyperlink>
+        </w:p>
+        <w:p>
+          <w:pPr>
+            <w:pStyle w:val="TOC3"/>
+            <w:tabs>
+              <w:tab w:val="right" w:leader="dot" w:pos="9016"/>
+            </w:tabs>
+            <w:rPr>
+              <w:rFonts w:eastAsiaTheme="minorEastAsia"/>
+              <w:noProof/>
+              <w:sz w:val="24"/>
+              <w:szCs w:val="24"/>
+              <w:lang w:val="en-GB" w:eastAsia="en-GB" w:bidi="ar-SA"/>
+            </w:rPr>
+          </w:pPr>
+          <w:hyperlink w:anchor="_Toc224676194" w:history="1">
             <w:r>
               <w:rPr>
                 <w:rStyle w:val="Hyperlink"/>
@@ -3536,85 +3536,7 @@
                 <w:noProof/>
                 <w:webHidden/>
               </w:rPr>
-              <w:instrText xml:space="preserve"> PAGEREF _Toc224233507 \h </w:instrText>
-            </w:r>
-            <w:r>
-              <w:rPr>
-                <w:noProof/>
-                <w:webHidden/>
-              </w:rPr>
-            </w:r>
-            <w:r>
-              <w:rPr>
-                <w:noProof/>
-                <w:webHidden/>
-              </w:rPr>
-              <w:fldChar w:fldCharType="separate"/>
-            </w:r>
-            <w:r>
-              <w:rPr>
-                <w:noProof/>
-                <w:webHidden/>
-              </w:rPr>
-              <w:t>9</w:t>
-            </w:r>
-            <w:r>
-              <w:rPr>
-                <w:noProof/>
-                <w:webHidden/>
-              </w:rPr>
-              <w:fldChar w:fldCharType="end"/>
-            </w:r>
-          </w:hyperlink>
-        </w:p>
-        <w:p>
-          <w:pPr>
-            <w:pStyle w:val="TOC1"/>
-            <w:tabs>
-              <w:tab w:val="right" w:leader="dot" w:pos="9016"/>
-            </w:tabs>
-            <w:rPr>
-              <w:rFonts w:eastAsiaTheme="minorEastAsia"/>
-              <w:noProof/>
-              <w:sz w:val="24"/>
-              <w:szCs w:val="24"/>
-              <w:lang w:val="en-GB" w:eastAsia="en-GB" w:bidi="ar-SA"/>
-            </w:rPr>
-          </w:pPr>
-          <w:hyperlink w:anchor="_Toc224233508" w:history="1">
-            <w:r>
-              <w:rPr>
-                <w:rStyle w:val="Hyperlink"/>
-                <w:rFonts w:ascii="Times New Roman" w:eastAsia="Times New Roman" w:hAnsi="Times New Roman" w:cs="Times New Roman"/>
-                <w:b/>
-                <w:bCs/>
-                <w:noProof/>
-                <w:kern w:val="36"/>
-                <w:lang w:val="en-GB" w:eastAsia="en-GB"/>
-                <w14:ligatures w14:val="none"/>
-              </w:rPr>
-              <w:t>6. How to Use the Policies &amp; Procedures</w:t>
-            </w:r>
-            <w:r>
-              <w:rPr>
-                <w:noProof/>
-                <w:webHidden/>
-              </w:rPr>
-              <w:tab/>
-            </w:r>
-            <w:r>
-              <w:rPr>
-                <w:noProof/>
-                <w:webHidden/>
-              </w:rPr>
-              <w:fldChar w:fldCharType="begin"/>
-            </w:r>
-            <w:r>
-              <w:rPr>
-                <w:noProof/>
-                <w:webHidden/>
-              </w:rPr>
-              <w:instrText xml:space="preserve"> PAGEREF _Toc224233508 \h </w:instrText>
+              <w:instrText xml:space="preserve"> PAGEREF _Toc224676194 \h </w:instrText>
             </w:r>
             <w:r>
               <w:rPr>
@@ -3659,7 +3581,7 @@
               <w:lang w:val="en-GB" w:eastAsia="en-GB" w:bidi="ar-SA"/>
             </w:rPr>
           </w:pPr>
-          <w:hyperlink w:anchor="_Toc224233509" w:history="1">
+          <w:hyperlink w:anchor="_Toc224676195" w:history="1">
             <w:r>
               <w:rPr>
                 <w:rStyle w:val="Hyperlink"/>
@@ -3671,7 +3593,7 @@
                 <w:lang w:val="en-GB" w:eastAsia="en-GB"/>
                 <w14:ligatures w14:val="none"/>
               </w:rPr>
-              <w:t>7. Forms &amp; Templates Management</w:t>
+              <w:t>6. How to Use the Policies &amp; Procedures</w:t>
             </w:r>
             <w:r>
               <w:rPr>
@@ -3692,7 +3614,7 @@
                 <w:noProof/>
                 <w:webHidden/>
               </w:rPr>
-              <w:instrText xml:space="preserve"> PAGEREF _Toc224233509 \h </w:instrText>
+              <w:instrText xml:space="preserve"> PAGEREF _Toc224676195 \h </w:instrText>
             </w:r>
             <w:r>
               <w:rPr>
@@ -3737,7 +3659,7 @@
               <w:lang w:val="en-GB" w:eastAsia="en-GB" w:bidi="ar-SA"/>
             </w:rPr>
           </w:pPr>
-          <w:hyperlink w:anchor="_Toc224233510" w:history="1">
+          <w:hyperlink w:anchor="_Toc224676196" w:history="1">
             <w:r>
               <w:rPr>
                 <w:rStyle w:val="Hyperlink"/>
@@ -3749,7 +3671,7 @@
                 <w:lang w:val="en-GB" w:eastAsia="en-GB"/>
                 <w14:ligatures w14:val="none"/>
               </w:rPr>
-              <w:t>8. Capacity Building &amp; Training</w:t>
+              <w:t>7. Forms &amp; Templates Management</w:t>
             </w:r>
             <w:r>
               <w:rPr>
@@ -3770,7 +3692,7 @@
                 <w:noProof/>
                 <w:webHidden/>
               </w:rPr>
-              <w:instrText xml:space="preserve"> PAGEREF _Toc224233510 \h </w:instrText>
+              <w:instrText xml:space="preserve"> PAGEREF _Toc224676196 \h </w:instrText>
             </w:r>
             <w:r>
               <w:rPr>
@@ -3815,7 +3737,7 @@
               <w:lang w:val="en-GB" w:eastAsia="en-GB" w:bidi="ar-SA"/>
             </w:rPr>
           </w:pPr>
-          <w:hyperlink w:anchor="_Toc224233511" w:history="1">
+          <w:hyperlink w:anchor="_Toc224676197" w:history="1">
             <w:r>
               <w:rPr>
                 <w:rStyle w:val="Hyperlink"/>
@@ -3827,7 +3749,7 @@
                 <w:lang w:val="en-GB" w:eastAsia="en-GB"/>
                 <w14:ligatures w14:val="none"/>
               </w:rPr>
-              <w:t>9. Quality Control &amp; Compliance</w:t>
+              <w:t>8. Capacity Building &amp; Training</w:t>
             </w:r>
             <w:r>
               <w:rPr>
@@ -3848,7 +3770,7 @@
                 <w:noProof/>
                 <w:webHidden/>
               </w:rPr>
-              <w:instrText xml:space="preserve"> PAGEREF _Toc224233511 \h </w:instrText>
+              <w:instrText xml:space="preserve"> PAGEREF _Toc224676197 \h </w:instrText>
             </w:r>
             <w:r>
               <w:rPr>
@@ -3893,7 +3815,85 @@
               <w:lang w:val="en-GB" w:eastAsia="en-GB" w:bidi="ar-SA"/>
             </w:rPr>
           </w:pPr>
-          <w:hyperlink w:anchor="_Toc224233512" w:history="1">
+          <w:hyperlink w:anchor="_Toc224676198" w:history="1">
+            <w:r>
+              <w:rPr>
+                <w:rStyle w:val="Hyperlink"/>
+                <w:rFonts w:ascii="Times New Roman" w:eastAsia="Times New Roman" w:hAnsi="Times New Roman" w:cs="Times New Roman"/>
+                <w:b/>
+                <w:bCs/>
+                <w:noProof/>
+                <w:kern w:val="36"/>
+                <w:lang w:val="en-GB" w:eastAsia="en-GB"/>
+                <w14:ligatures w14:val="none"/>
+              </w:rPr>
+              <w:t>9. Quality Control &amp; Compliance</w:t>
+            </w:r>
+            <w:r>
+              <w:rPr>
+                <w:noProof/>
+                <w:webHidden/>
+              </w:rPr>
+              <w:tab/>
+            </w:r>
+            <w:r>
+              <w:rPr>
+                <w:noProof/>
+                <w:webHidden/>
+              </w:rPr>
+              <w:fldChar w:fldCharType="begin"/>
+            </w:r>
+            <w:r>
+              <w:rPr>
+                <w:noProof/>
+                <w:webHidden/>
+              </w:rPr>
+              <w:instrText xml:space="preserve"> PAGEREF _Toc224676198 \h </w:instrText>
+            </w:r>
+            <w:r>
+              <w:rPr>
+                <w:noProof/>
+                <w:webHidden/>
+              </w:rPr>
+            </w:r>
+            <w:r>
+              <w:rPr>
+                <w:noProof/>
+                <w:webHidden/>
+              </w:rPr>
+              <w:fldChar w:fldCharType="separate"/>
+            </w:r>
+            <w:r>
+              <w:rPr>
+                <w:noProof/>
+                <w:webHidden/>
+              </w:rPr>
+              <w:t>11</w:t>
+            </w:r>
+            <w:r>
+              <w:rPr>
+                <w:noProof/>
+                <w:webHidden/>
+              </w:rPr>
+              <w:fldChar w:fldCharType="end"/>
+            </w:r>
+          </w:hyperlink>
+        </w:p>
+        <w:p>
+          <w:pPr>
+            <w:pStyle w:val="TOC1"/>
+            <w:tabs>
+              <w:tab w:val="right" w:leader="dot" w:pos="9016"/>
+            </w:tabs>
+            <w:rPr>
+              <w:rFonts w:eastAsiaTheme="minorEastAsia"/>
+              <w:noProof/>
+              <w:sz w:val="24"/>
+              <w:szCs w:val="24"/>
+              <w:lang w:val="en-GB" w:eastAsia="en-GB" w:bidi="ar-SA"/>
+            </w:rPr>
+          </w:pPr>
+          <w:hyperlink w:anchor="_Toc224676199" w:history="1">
             <w:r>
               <w:rPr>
                 <w:rStyle w:val="Hyperlink"/>
@@ -3926,7 +3926,7 @@
                 <w:noProof/>
                 <w:webHidden/>
               </w:rPr>
-              <w:instrText xml:space="preserve"> PAGEREF _Toc224233512 \h </w:instrText>
+              <w:instrText xml:space="preserve"> PAGEREF _Toc224676199 \h </w:instrText>
             </w:r>
             <w:r>
               <w:rPr>
@@ -3971,7 +3971,7 @@
               <w:lang w:val="en-GB" w:eastAsia="en-GB" w:bidi="ar-SA"/>
             </w:rPr>
           </w:pPr>
-          <w:hyperlink w:anchor="_Toc224233513" w:history="1">
+          <w:hyperlink w:anchor="_Toc224676200" w:history="1">
             <w:r>
               <w:rPr>
                 <w:rStyle w:val="Hyperlink"/>
@@ -4004,7 +4004,7 @@
                 <w:noProof/>
                 <w:webHidden/>
               </w:rPr>
-              <w:instrText xml:space="preserve"> PAGEREF _Toc224233513 \h </w:instrText>
+              <w:instrText xml:space="preserve"> PAGEREF _Toc224676200 \h </w:instrText>
             </w:r>
             <w:r>
               <w:rPr>
@@ -4049,7 +4049,7 @@
               <w:lang w:val="en-GB" w:eastAsia="en-GB" w:bidi="ar-SA"/>
             </w:rPr>
           </w:pPr>
-          <w:hyperlink w:anchor="_Toc224233514" w:history="1">
+          <w:hyperlink w:anchor="_Toc224676201" w:history="1">
             <w:r>
               <w:rPr>
                 <w:rStyle w:val="Hyperlink"/>
@@ -4061,7 +4061,7 @@
                 <w:lang w:val="en-GB" w:eastAsia="en-GB"/>
                 <w14:ligatures w14:val="none"/>
               </w:rPr>
-              <w:t>12. Conceptual Governance Diagram (for your B&amp;W slide)</w:t>
+              <w:t>12. Conceptual Governance Diagram</w:t>
             </w:r>
             <w:r>
               <w:rPr>
@@ -4082,7 +4082,7 @@
                 <w:noProof/>
                 <w:webHidden/>
               </w:rPr>
-              <w:instrText xml:space="preserve"> PAGEREF _Toc224233514 \h </w:instrText>
+              <w:instrText xml:space="preserve"> PAGEREF _Toc224676201 \h </w:instrText>
             </w:r>
             <w:r>
               <w:rPr>
@@ -4102,7 +4102,7 @@
                 <w:noProof/>
                 <w:webHidden/>
               </w:rPr>
-              <w:t>12</w:t>
+              <w:t>13</w:t>
             </w:r>
             <w:r>
               <w:rPr>
@@ -4127,7 +4127,7 @@
               <w:lang w:val="en-GB" w:eastAsia="en-GB" w:bidi="ar-SA"/>
             </w:rPr>
           </w:pPr>
-          <w:hyperlink w:anchor="_Toc224233515" w:history="1">
+          <w:hyperlink w:anchor="_Toc224676202" w:history="1">
             <w:r>
               <w:rPr>
                 <w:rStyle w:val="Hyperlink"/>
@@ -4160,7 +4160,7 @@
                 <w:noProof/>
                 <w:webHidden/>
               </w:rPr>
-              <w:instrText xml:space="preserve"> PAGEREF _Toc224233515 \h </w:instrText>
+              <w:instrText xml:space="preserve"> PAGEREF _Toc224676202 \h </w:instrText>
             </w:r>
             <w:r>
               <w:rPr>
@@ -4205,7 +4205,7 @@
               <w:lang w:val="en-GB" w:eastAsia="en-GB" w:bidi="ar-SA"/>
             </w:rPr>
           </w:pPr>
-          <w:hyperlink w:anchor="_Toc224233516" w:history="1">
+          <w:hyperlink w:anchor="_Toc224676203" w:history="1">
             <w:r>
               <w:rPr>
                 <w:rStyle w:val="Hyperlink"/>
@@ -4238,7 +4238,7 @@
                 <w:noProof/>
                 <w:webHidden/>
               </w:rPr>
-              <w:instrText xml:space="preserve"> PAGEREF _Toc224233516 \h </w:instrText>
+              <w:instrText xml:space="preserve"> PAGEREF _Toc224676203 \h </w:instrText>
             </w:r>
             <w:r>
               <w:rPr>
@@ -4258,7 +4258,7 @@
                 <w:noProof/>
                 <w:webHidden/>
               </w:rPr>
-              <w:t>14</w:t>
+              <w:t>15</w:t>
             </w:r>
             <w:r>
               <w:rPr>
@@ -4284,7 +4284,7 @@
               <w:lang w:val="en-GB" w:eastAsia="en-GB" w:bidi="ar-SA"/>
             </w:rPr>
           </w:pPr>
-          <w:hyperlink w:anchor="_Toc224233517" w:history="1">
+          <w:hyperlink w:anchor="_Toc224676204" w:history="1">
             <w:r>
               <w:rPr>
                 <w:rStyle w:val="Hyperlink"/>
@@ -4340,7 +4340,7 @@
                 <w:noProof/>
                 <w:webHidden/>
               </w:rPr>
-              <w:instrText xml:space="preserve"> PAGEREF _Toc224233517 \h </w:instrText>
+              <w:instrText xml:space="preserve"> PAGEREF _Toc224676204 \h </w:instrText>
             </w:r>
             <w:r>
               <w:rPr>
@@ -4360,7 +4360,7 @@
                 <w:noProof/>
                 <w:webHidden/>
               </w:rPr>
-              <w:t>14</w:t>
+              <w:t>15</w:t>
             </w:r>
             <w:r>
               <w:rPr>
@@ -4431,7 +4431,7 @@
           <w14:ligatures w14:val="none"/>
         </w:rPr>
       </w:pPr>
-      <w:bookmarkStart w:id="0" w:name="_Toc224233486"/>
+      <w:bookmarkStart w:id="0" w:name="_Toc224676173"/>
       <w:r>
         <w:rPr>
           <w:rFonts w:ascii="Times New Roman" w:eastAsia="Times New Roman" w:hAnsi="Times New Roman" w:cs="Times New Roman"/>
@@ -4894,7 +4894,7 @@
           <w14:ligatures w14:val="none"/>
         </w:rPr>
       </w:pPr>
-      <w:bookmarkStart w:id="1" w:name="_Toc224233487"/>
+      <w:bookmarkStart w:id="1" w:name="_Toc224676174"/>
       <w:r>
         <w:rPr>
           <w:rFonts w:ascii="Times New Roman" w:eastAsia="Times New Roman" w:hAnsi="Times New Roman" w:cs="Times New Roman"/>
@@ -5042,7 +5042,7 @@
           <w14:ligatures w14:val="none"/>
         </w:rPr>
       </w:pPr>
-      <w:bookmarkStart w:id="2" w:name="_Toc224233488"/>
+      <w:bookmarkStart w:id="2" w:name="_Toc224676175"/>
       <w:r>
         <w:rPr>
           <w:rFonts w:ascii="Times New Roman" w:eastAsia="Times New Roman" w:hAnsi="Times New Roman" w:cs="Times New Roman"/>
@@ -5402,7 +5402,7 @@
           <w14:ligatures w14:val="none"/>
         </w:rPr>
       </w:pPr>
-      <w:bookmarkStart w:id="3" w:name="_Toc224233489"/>
+      <w:bookmarkStart w:id="3" w:name="_Toc224676176"/>
       <w:r>
         <w:rPr>
           <w:rFonts w:ascii="Times New Roman" w:eastAsia="Times New Roman" w:hAnsi="Times New Roman" w:cs="Times New Roman"/>
@@ -5851,7 +5851,7 @@
           <w14:ligatures w14:val="none"/>
         </w:rPr>
       </w:pPr>
-      <w:bookmarkStart w:id="4" w:name="_Toc224233490"/>
+      <w:bookmarkStart w:id="4" w:name="_Toc224676177"/>
       <w:r>
         <w:rPr>
           <w:rFonts w:ascii="Times New Roman" w:eastAsia="Times New Roman" w:hAnsi="Times New Roman" w:cs="Times New Roman"/>
@@ -6171,7 +6171,7 @@
           <w14:ligatures w14:val="none"/>
         </w:rPr>
       </w:pPr>
-      <w:bookmarkStart w:id="5" w:name="_Toc224233491"/>
+      <w:bookmarkStart w:id="5" w:name="_Toc224676178"/>
       <w:r>
         <w:rPr>
           <w:rFonts w:ascii="Times New Roman" w:eastAsia="Times New Roman" w:hAnsi="Times New Roman" w:cs="Times New Roman"/>
@@ -6510,7 +6510,7 @@
           <w14:ligatures w14:val="none"/>
         </w:rPr>
       </w:pPr>
-      <w:bookmarkStart w:id="6" w:name="_Toc224233492"/>
+      <w:bookmarkStart w:id="6" w:name="_Toc224676179"/>
       <w:r>
         <w:rPr>
           <w:rFonts w:ascii="Times New Roman" w:eastAsia="Times New Roman" w:hAnsi="Times New Roman" w:cs="Times New Roman"/>
@@ -6827,7 +6827,7 @@
           <w14:ligatures w14:val="none"/>
         </w:rPr>
       </w:pPr>
-      <w:bookmarkStart w:id="7" w:name="_Toc224233493"/>
+      <w:bookmarkStart w:id="7" w:name="_Toc224676180"/>
       <w:r>
         <w:rPr>
           <w:rFonts w:ascii="Times New Roman" w:eastAsia="Times New Roman" w:hAnsi="Times New Roman" w:cs="Times New Roman"/>
@@ -7614,7 +7614,7 @@
           <w14:ligatures w14:val="none"/>
         </w:rPr>
       </w:pPr>
-      <w:bookmarkStart w:id="8" w:name="_Toc224233494"/>
+      <w:bookmarkStart w:id="8" w:name="_Toc224676181"/>
       <w:r>
         <w:rPr>
           <w:rFonts w:ascii="Times New Roman" w:eastAsia="Times New Roman" w:hAnsi="Times New Roman" w:cs="Times New Roman"/>
@@ -7762,7 +7762,7 @@
           <w14:ligatures w14:val="none"/>
         </w:rPr>
       </w:pPr>
-      <w:bookmarkStart w:id="9" w:name="_Toc224233495"/>
+      <w:bookmarkStart w:id="9" w:name="_Toc224676182"/>
       <w:r>
         <w:rPr>
           <w:rFonts w:ascii="Times New Roman" w:eastAsia="Times New Roman" w:hAnsi="Times New Roman" w:cs="Times New Roman"/>
@@ -7956,7 +7956,7 @@
           <w14:ligatures w14:val="none"/>
         </w:rPr>
       </w:pPr>
-      <w:bookmarkStart w:id="10" w:name="_Toc224233496"/>
+      <w:bookmarkStart w:id="10" w:name="_Toc224676183"/>
       <w:r>
         <w:rPr>
           <w:rFonts w:ascii="Times New Roman" w:eastAsia="Times New Roman" w:hAnsi="Times New Roman" w:cs="Times New Roman"/>
@@ -8149,7 +8149,7 @@
           <w14:ligatures w14:val="none"/>
         </w:rPr>
       </w:pPr>
-      <w:bookmarkStart w:id="11" w:name="_Toc224233497"/>
+      <w:bookmarkStart w:id="11" w:name="_Toc224676184"/>
       <w:r>
         <w:rPr>
           <w:rFonts w:ascii="Times New Roman" w:eastAsia="Times New Roman" w:hAnsi="Times New Roman" w:cs="Times New Roman"/>
@@ -8314,7 +8314,7 @@
           <w14:ligatures w14:val="none"/>
         </w:rPr>
       </w:pPr>
-      <w:bookmarkStart w:id="12" w:name="_Toc224233498"/>
+      <w:bookmarkStart w:id="12" w:name="_Toc224676185"/>
       <w:r>
         <w:rPr>
           <w:rFonts w:ascii="Times New Roman" w:eastAsia="Times New Roman" w:hAnsi="Times New Roman" w:cs="Times New Roman"/>
@@ -8507,7 +8507,7 @@
           <w14:ligatures w14:val="none"/>
         </w:rPr>
       </w:pPr>
-      <w:bookmarkStart w:id="13" w:name="_Toc224233499"/>
+      <w:bookmarkStart w:id="13" w:name="_Toc224676186"/>
       <w:r>
         <w:rPr>
           <w:rFonts w:ascii="Times New Roman" w:eastAsia="Times New Roman" w:hAnsi="Times New Roman" w:cs="Times New Roman"/>
@@ -8753,7 +8753,7 @@
           <w14:ligatures w14:val="none"/>
         </w:rPr>
       </w:pPr>
-      <w:bookmarkStart w:id="14" w:name="_Toc224233500"/>
+      <w:bookmarkStart w:id="14" w:name="_Toc224676187"/>
       <w:r>
         <w:rPr>
           <w:rFonts w:ascii="Times New Roman" w:eastAsia="Times New Roman" w:hAnsi="Times New Roman" w:cs="Times New Roman"/>
@@ -8946,7 +8946,7 @@
           <w14:ligatures w14:val="none"/>
         </w:rPr>
       </w:pPr>
-      <w:bookmarkStart w:id="15" w:name="_Toc224233501"/>
+      <w:bookmarkStart w:id="15" w:name="_Toc224676188"/>
       <w:r>
         <w:rPr>
           <w:rFonts w:ascii="Times New Roman" w:eastAsia="Times New Roman" w:hAnsi="Times New Roman" w:cs="Times New Roman"/>
@@ -9388,7 +9388,7 @@
           <w14:ligatures w14:val="none"/>
         </w:rPr>
       </w:pPr>
-      <w:bookmarkStart w:id="16" w:name="_Toc224233502"/>
+      <w:bookmarkStart w:id="16" w:name="_Toc224676189"/>
       <w:r>
         <w:rPr>
           <w:rFonts w:ascii="Times New Roman" w:eastAsia="Times New Roman" w:hAnsi="Times New Roman" w:cs="Times New Roman"/>
@@ -9657,7 +9657,7 @@
           <w14:ligatures w14:val="none"/>
         </w:rPr>
       </w:pPr>
-      <w:bookmarkStart w:id="17" w:name="_Toc224233503"/>
+      <w:bookmarkStart w:id="17" w:name="_Toc224676190"/>
       <w:r>
         <w:rPr>
           <w:rFonts w:ascii="Times New Roman" w:eastAsia="Times New Roman" w:hAnsi="Times New Roman" w:cs="Times New Roman"/>
@@ -9675,11 +9675,6 @@
       <w:bookmarkEnd w:id="17"/>
     </w:p>
     <w:p>
-      <w:pPr>
-        <w:keepNext/>
-        <w:spacing w:before="100" w:beforeAutospacing="1" w:after="0" w:line="240" w:lineRule="auto"/>
-        <w:outlineLvl w:val="1"/>
-      </w:pPr>
       <w:r>
         <w:rPr>
           <w:rFonts w:ascii="Times New Roman" w:eastAsia="Times New Roman" w:hAnsi="Times New Roman" w:cs="Times New Roman"/>
@@ -9763,7 +9758,7 @@
           <w14:ligatures w14:val="none"/>
         </w:rPr>
       </w:pPr>
-      <w:bookmarkStart w:id="18" w:name="_Toc224233504"/>
+      <w:bookmarkStart w:id="18" w:name="_Toc224676191"/>
       <w:r>
         <w:rPr>
           <w:rFonts w:ascii="Times New Roman" w:eastAsia="Times New Roman" w:hAnsi="Times New Roman" w:cs="Times New Roman"/>
@@ -10032,7 +10027,7 @@
           <w14:ligatures w14:val="none"/>
         </w:rPr>
       </w:pPr>
-      <w:bookmarkStart w:id="19" w:name="_Toc224233505"/>
+      <w:bookmarkStart w:id="19" w:name="_Toc224676192"/>
       <w:r>
         <w:rPr>
           <w:rFonts w:ascii="Times New Roman" w:eastAsia="Times New Roman" w:hAnsi="Times New Roman" w:cs="Times New Roman"/>
@@ -10335,7 +10330,7 @@
           <w14:ligatures w14:val="none"/>
         </w:rPr>
       </w:pPr>
-      <w:bookmarkStart w:id="20" w:name="_Toc224233506"/>
+      <w:bookmarkStart w:id="20" w:name="_Toc224676193"/>
       <w:r>
         <w:rPr>
           <w:rFonts w:ascii="Times New Roman" w:eastAsia="Times New Roman" w:hAnsi="Times New Roman" w:cs="Times New Roman"/>
@@ -10534,7 +10529,7 @@
           <w14:ligatures w14:val="none"/>
         </w:rPr>
       </w:pPr>
-      <w:bookmarkStart w:id="21" w:name="_Toc224233507"/>
+      <w:bookmarkStart w:id="21" w:name="_Toc224676194"/>
       <w:r>
         <w:rPr>
           <w:rFonts w:ascii="Times New Roman" w:eastAsia="Times New Roman" w:hAnsi="Times New Roman" w:cs="Times New Roman"/>
@@ -10727,7 +10722,7 @@
           <w14:ligatures w14:val="none"/>
         </w:rPr>
       </w:pPr>
-      <w:bookmarkStart w:id="22" w:name="_Toc224233508"/>
+      <w:bookmarkStart w:id="22" w:name="_Toc224676195"/>
       <w:r>
         <w:rPr>
           <w:rFonts w:ascii="Times New Roman" w:eastAsia="Times New Roman" w:hAnsi="Times New Roman" w:cs="Times New Roman"/>
@@ -11120,7 +11115,7 @@
           <w14:ligatures w14:val="none"/>
         </w:rPr>
       </w:pPr>
-      <w:bookmarkStart w:id="23" w:name="_Toc224233509"/>
+      <w:bookmarkStart w:id="23" w:name="_Toc224676196"/>
       <w:r>
         <w:rPr>
           <w:rFonts w:ascii="Times New Roman" w:eastAsia="Times New Roman" w:hAnsi="Times New Roman" w:cs="Times New Roman"/>
@@ -11788,7 +11783,7 @@
           <w14:ligatures w14:val="none"/>
         </w:rPr>
       </w:pPr>
-      <w:bookmarkStart w:id="24" w:name="_Toc224233510"/>
+      <w:bookmarkStart w:id="24" w:name="_Toc224676197"/>
       <w:r>
         <w:rPr>
           <w:rFonts w:ascii="Times New Roman" w:eastAsia="Times New Roman" w:hAnsi="Times New Roman" w:cs="Times New Roman"/>
@@ -12165,7 +12160,7 @@
           <w14:ligatures w14:val="none"/>
         </w:rPr>
       </w:pPr>
-      <w:bookmarkStart w:id="25" w:name="_Toc224233511"/>
+      <w:bookmarkStart w:id="25" w:name="_Toc224676198"/>
       <w:r>
         <w:rPr>
           <w:rFonts w:ascii="Times New Roman" w:eastAsia="Times New Roman" w:hAnsi="Times New Roman" w:cs="Times New Roman"/>
@@ -12728,7 +12723,7 @@
           <w14:ligatures w14:val="none"/>
         </w:rPr>
       </w:pPr>
-      <w:bookmarkStart w:id="26" w:name="_Toc224233512"/>
+      <w:bookmarkStart w:id="26" w:name="_Toc224676199"/>
       <w:r>
         <w:rPr>
           <w:rFonts w:ascii="Times New Roman" w:eastAsia="Times New Roman" w:hAnsi="Times New Roman" w:cs="Times New Roman"/>
@@ -13463,7 +13458,7 @@
           <w14:ligatures w14:val="none"/>
         </w:rPr>
       </w:pPr>
-      <w:bookmarkStart w:id="27" w:name="_Toc224233513"/>
+      <w:bookmarkStart w:id="27" w:name="_Toc224676200"/>
       <w:r>
         <w:rPr>
           <w:rFonts w:ascii="Times New Roman" w:eastAsia="Times New Roman" w:hAnsi="Times New Roman" w:cs="Times New Roman"/>
@@ -13783,7 +13778,7 @@
         </w:pict>
       </w:r>
     </w:p>
-    <w:bookmarkStart w:id="28" w:name="_Toc224233514"/>
+    <w:bookmarkStart w:id="28" w:name="_Toc224676201"/>
     <w:p>
       <w:pPr>
         <w:spacing w:before="100" w:beforeAutospacing="1" w:after="100" w:afterAutospacing="1" w:line="240" w:lineRule="auto"/>
@@ -13990,9 +13985,22 @@
           <w:lang w:val="en-GB" w:eastAsia="en-GB" w:bidi="ar-SA"/>
           <w14:ligatures w14:val="none"/>
         </w:rPr>
-        <w:t xml:space="preserve">12. Conceptual Governance Diagram </w:t>
+        <w:t>12. Conceptual Governance Diagram</w:t>
       </w:r>
       <w:bookmarkEnd w:id="28"/>
+      <w:r>
+        <w:rPr>
+          <w:rFonts w:ascii="Times New Roman" w:eastAsia="Times New Roman" w:hAnsi="Times New Roman" w:cs="Times New Roman"/>
+          <w:b/>
+          <w:bCs/>
+          <w:kern w:val="36"/>
+          <w:sz w:val="48"/>
+          <w:szCs w:val="48"/>
+          <w:lang w:val="en-GB" w:eastAsia="en-GB" w:bidi="ar-SA"/>
+          <w14:ligatures w14:val="none"/>
+        </w:rPr>
+        <w:t xml:space="preserve"> </w:t>
+      </w:r>
       <w:r>
         <w:rPr>
           <w:rFonts w:ascii="Times New Roman" w:eastAsia="Times New Roman" w:hAnsi="Times New Roman" w:cs="Times New Roman"/>
@@ -14709,7 +14717,7 @@
           <w14:ligatures w14:val="none"/>
         </w:rPr>
       </w:pPr>
-      <w:bookmarkStart w:id="29" w:name="_Toc224233515"/>
+      <w:bookmarkStart w:id="29" w:name="_Toc224676202"/>
       <w:r>
         <w:rPr>
           <w:rFonts w:ascii="Times New Roman" w:eastAsia="Times New Roman" w:hAnsi="Times New Roman" w:cs="Times New Roman"/>
@@ -15556,7 +15564,6 @@
         </w:rPr>
         <w:t xml:space="preserve"> </w:t>
       </w:r>
-      <w:bookmarkStart w:id="30" w:name="_Toc224233516"/>
     </w:p>
     <w:p>
       <w:pPr>
@@ -15600,6 +15607,7 @@
           <w14:ligatures w14:val="none"/>
         </w:rPr>
       </w:pPr>
+      <w:bookmarkStart w:id="30" w:name="_Toc224676203"/>
       <w:r>
         <w:rPr>
           <w:rFonts w:ascii="Times New Roman" w:eastAsia="Times New Roman" w:hAnsi="Times New Roman" w:cs="Times New Roman"/>
@@ -15683,7 +15691,7 @@
           <w14:ligatures w14:val="none"/>
         </w:rPr>
       </w:pPr>
-      <w:bookmarkStart w:id="31" w:name="_Toc224233517"/>
+      <w:bookmarkStart w:id="31" w:name="_Toc224676204"/>
       <w:r>
         <w:rPr>
           <w:rFonts w:ascii="Times New Roman" w:eastAsia="Times New Roman" w:hAnsi="Times New Roman" w:cs="Times New Roman"/>
